--- a/ConsumerBigRightWorkplace/Templates/F_ГЕНЕРАЛЬНИЙ ДОГОВІР 2018р.docx
+++ b/ConsumerBigRightWorkplace/Templates/F_ГЕНЕРАЛЬНИЙ ДОГОВІР 2018р.docx
@@ -131,6 +131,7 @@
           <w15:appearance w15:val="tags"/>
           <w:text/>
         </w:sdtPr>
+        <w:sdtEndPr/>
         <w:sdtContent>
           <w:r>
             <w:rPr>
@@ -280,6 +281,7 @@
           <w15:appearance w15:val="tags"/>
           <w:text/>
         </w:sdtPr>
+        <w:sdtEndPr/>
         <w:sdtContent>
           <w:r>
             <w:rPr>
@@ -574,6 +576,7 @@
           <w15:appearance w15:val="tags"/>
           <w:text/>
         </w:sdtPr>
+        <w:sdtEndPr/>
         <w:sdtContent>
           <w:r>
             <w:rPr>
@@ -611,6 +614,7 @@
           <w15:appearance w15:val="tags"/>
           <w:text/>
         </w:sdtPr>
+        <w:sdtEndPr/>
         <w:sdtContent>
           <w:r>
             <w:rPr>
@@ -654,6 +658,7 @@
           <w15:appearance w15:val="tags"/>
           <w:text/>
         </w:sdtPr>
+        <w:sdtEndPr/>
         <w:sdtContent>
           <w:r>
             <w:rPr>
@@ -681,6 +686,7 @@
           <w15:appearance w15:val="tags"/>
           <w:text/>
         </w:sdtPr>
+        <w:sdtEndPr/>
         <w:sdtContent>
           <w:r>
             <w:rPr>
@@ -717,6 +723,7 @@
           <w15:appearance w15:val="tags"/>
           <w:text/>
         </w:sdtPr>
+        <w:sdtEndPr/>
         <w:sdtContent>
           <w:r>
             <w:rPr>
@@ -751,6 +758,7 @@
           <w15:appearance w15:val="tags"/>
           <w:text/>
         </w:sdtPr>
+        <w:sdtEndPr/>
         <w:sdtContent>
           <w:r>
             <w:rPr>
@@ -1552,8 +1560,8 @@
           <w:sz w:val="20"/>
           <w:szCs w:val="20"/>
         </w:rPr>
-        <w:alias w:val="TablePL1"/>
-        <w:tag w:val="TablePL1"/>
+        <w:alias w:val="TablePL1BR"/>
+        <w:tag w:val="TablePL1BR"/>
         <w:id w:val="466477572"/>
         <w:placeholder>
           <w:docPart w:val="DefaultPlaceholder_-1854013436"/>
@@ -1563,6 +1571,7 @@
           <w:docPartGallery w:val="Tables"/>
         </w:docPartList>
       </w:sdtPr>
+      <w:sdtEndPr/>
       <w:sdtContent>
         <w:p>
           <w:pPr>
@@ -1968,7 +1977,18 @@
           <w:szCs w:val="20"/>
           <w:lang w:val="uk-UA"/>
         </w:rPr>
-        <w:t>2.6. Користувач не має права вносити зміни та доповнення до створених Творів без письмового дозволу суб’єктів авторського права.</w:t>
+        <w:t>2.6. Користувач не має права вносити зміни та доповнення до створених Творів без письмового дозволу суб</w:t>
+      </w:r>
+      <w:bookmarkStart w:id="0" w:name="_GoBack"/>
+      <w:bookmarkEnd w:id="0"/>
+      <w:r>
+        <w:rPr>
+          <w:rFonts w:ascii="Times New Roman CYR" w:hAnsi="Times New Roman CYR" w:cs="Times New Roman CYR"/>
+          <w:sz w:val="20"/>
+          <w:szCs w:val="20"/>
+          <w:lang w:val="uk-UA"/>
+        </w:rPr>
+        <w:t>’єктів авторського права.</w:t>
       </w:r>
     </w:p>
     <w:p>
@@ -5149,6 +5169,7 @@
           <w15:appearance w15:val="tags"/>
           <w:text/>
         </w:sdtPr>
+        <w:sdtEndPr/>
         <w:sdtContent>
           <w:r>
             <w:rPr>
@@ -6069,90 +6090,38 @@
                 <w:lang w:val="uk-UA"/>
               </w:rPr>
             </w:pPr>
+            <w:hyperlink r:id="rId7" w:history="1">
+              <w:r>
+                <w:rPr>
+                  <w:rStyle w:val="aa"/>
+                  <w:bCs/>
+                  <w:sz w:val="20"/>
+                  <w:szCs w:val="20"/>
+                  <w:lang w:val="uk-UA"/>
+                </w:rPr>
+                <w:t>royal@uacrr.org</w:t>
+              </w:r>
+            </w:hyperlink>
             <w:r>
-              <w:fldChar w:fldCharType="begin"/>
-            </w:r>
-            <w:r>
-              <w:instrText>HYPERLINK</w:instrText>
-            </w:r>
-            <w:r>
-              <w:rPr>
-                <w:lang w:val="uk-UA"/>
-              </w:rPr>
-              <w:instrText xml:space="preserve"> "</w:instrText>
-            </w:r>
-            <w:r>
-              <w:instrText>mailto</w:instrText>
-            </w:r>
-            <w:r>
-              <w:rPr>
-                <w:lang w:val="uk-UA"/>
-              </w:rPr>
-              <w:instrText>:</w:instrText>
-            </w:r>
-            <w:r>
-              <w:instrText>royal</w:instrText>
-            </w:r>
-            <w:r>
-              <w:rPr>
-                <w:lang w:val="uk-UA"/>
-              </w:rPr>
-              <w:instrText>@</w:instrText>
-            </w:r>
-            <w:r>
-              <w:instrText>uacrr</w:instrText>
-            </w:r>
-            <w:r>
-              <w:rPr>
-                <w:lang w:val="uk-UA"/>
-              </w:rPr>
-              <w:instrText>.</w:instrText>
-            </w:r>
-            <w:r>
-              <w:instrText>org</w:instrText>
-            </w:r>
-            <w:r>
-              <w:rPr>
-                <w:lang w:val="uk-UA"/>
-              </w:rPr>
-              <w:instrText>"</w:instrText>
-            </w:r>
-            <w:r>
-              <w:fldChar w:fldCharType="separate"/>
-            </w:r>
-            <w:r>
-              <w:rPr>
-                <w:rStyle w:val="aa"/>
+              <w:rPr>
                 <w:bCs/>
                 <w:sz w:val="20"/>
                 <w:szCs w:val="20"/>
                 <w:lang w:val="uk-UA"/>
               </w:rPr>
-              <w:t>royal@uacrr.org</w:t>
+              <w:t xml:space="preserve"> </w:t>
             </w:r>
-            <w:r>
-              <w:fldChar w:fldCharType="end"/>
-            </w:r>
-            <w:r>
+          </w:p>
+          <w:p>
+            <w:pPr>
               <w:rPr>
                 <w:bCs/>
                 <w:sz w:val="20"/>
                 <w:szCs w:val="20"/>
                 <w:lang w:val="uk-UA"/>
               </w:rPr>
-              <w:t xml:space="preserve"> </w:t>
-            </w:r>
-          </w:p>
-          <w:p>
-            <w:pPr>
-              <w:rPr>
-                <w:bCs/>
-                <w:sz w:val="20"/>
-                <w:szCs w:val="20"/>
-                <w:lang w:val="uk-UA"/>
-              </w:rPr>
-            </w:pPr>
-            <w:hyperlink r:id="rId7" w:history="1">
+            </w:pPr>
+            <w:hyperlink r:id="rId8" w:history="1">
               <w:r>
                 <w:rPr>
                   <w:rStyle w:val="aa"/>
@@ -6394,6 +6363,7 @@
                 <w15:appearance w15:val="tags"/>
                 <w:text/>
               </w:sdtPr>
+              <w:sdtEndPr/>
               <w:sdtContent>
                 <w:r>
                   <w:rPr>
@@ -6430,6 +6400,7 @@
                 <w15:appearance w15:val="tags"/>
                 <w:text/>
               </w:sdtPr>
+              <w:sdtEndPr/>
               <w:sdtContent>
                 <w:r>
                   <w:rPr>
@@ -6493,6 +6464,7 @@
                 <w15:appearance w15:val="tags"/>
                 <w:text/>
               </w:sdtPr>
+              <w:sdtEndPr/>
               <w:sdtContent>
                 <w:r>
                   <w:rPr>
@@ -6538,6 +6510,7 @@
                 <w15:appearance w15:val="tags"/>
                 <w:text/>
               </w:sdtPr>
+              <w:sdtEndPr/>
               <w:sdtContent>
                 <w:r>
                   <w:rPr>
@@ -6584,6 +6557,7 @@
                 <w15:appearance w15:val="tags"/>
                 <w:text/>
               </w:sdtPr>
+              <w:sdtEndPr/>
               <w:sdtContent>
                 <w:r>
                   <w:rPr>
@@ -6639,6 +6613,7 @@
                 <w15:appearance w15:val="tags"/>
                 <w:text/>
               </w:sdtPr>
+              <w:sdtEndPr/>
               <w:sdtContent>
                 <w:r>
                   <w:rPr>
@@ -6703,6 +6678,7 @@
                 <w15:appearance w15:val="tags"/>
                 <w:text/>
               </w:sdtPr>
+              <w:sdtEndPr/>
               <w:sdtContent>
                 <w:r>
                   <w:rPr>
@@ -6749,6 +6725,7 @@
                 <w15:appearance w15:val="tags"/>
                 <w:text/>
               </w:sdtPr>
+              <w:sdtEndPr/>
               <w:sdtContent>
                 <w:r>
                   <w:rPr>
@@ -6795,6 +6772,7 @@
                 <w15:appearance w15:val="tags"/>
                 <w:text/>
               </w:sdtPr>
+              <w:sdtEndPr/>
               <w:sdtContent>
                 <w:r>
                   <w:rPr>
@@ -6841,6 +6819,7 @@
                 <w15:appearance w15:val="tags"/>
                 <w:text/>
               </w:sdtPr>
+              <w:sdtEndPr/>
               <w:sdtContent>
                 <w:r>
                   <w:rPr>
@@ -6887,6 +6866,7 @@
                 <w15:appearance w15:val="tags"/>
                 <w:text/>
               </w:sdtPr>
+              <w:sdtEndPr/>
               <w:sdtContent>
                 <w:r>
                   <w:rPr>
@@ -6923,6 +6903,7 @@
                 <w15:appearance w15:val="tags"/>
                 <w:text/>
               </w:sdtPr>
+              <w:sdtEndPr/>
               <w:sdtContent>
                 <w:r>
                   <w:rPr>
@@ -6976,6 +6957,7 @@
                 <w15:appearance w15:val="tags"/>
                 <w:text/>
               </w:sdtPr>
+              <w:sdtEndPr/>
               <w:sdtContent>
                 <w:r>
                   <w:rPr>
@@ -7023,6 +7005,7 @@
                 <w15:appearance w15:val="tags"/>
                 <w:text/>
               </w:sdtPr>
+              <w:sdtEndPr/>
               <w:sdtContent>
                 <w:r>
                   <w:rPr>
@@ -7245,6 +7228,7 @@
                       <w15:appearance w15:val="tags"/>
                       <w:text/>
                     </w:sdtPr>
+                    <w:sdtEndPr/>
                     <w:sdtContent>
                       <w:r>
                         <w:rPr>
@@ -7529,6 +7513,7 @@
                 <w15:appearance w15:val="tags"/>
                 <w:text/>
               </w:sdtPr>
+              <w:sdtEndPr/>
               <w:sdtContent>
                 <w:r>
                   <w:rPr>
@@ -7586,6 +7571,7 @@
                 <w15:appearance w15:val="tags"/>
                 <w:text/>
               </w:sdtPr>
+              <w:sdtEndPr/>
               <w:sdtContent>
                 <w:r>
                   <w:rPr>
@@ -7748,6 +7734,7 @@
           <w15:appearance w15:val="tags"/>
           <w:text/>
         </w:sdtPr>
+        <w:sdtEndPr/>
         <w:sdtContent>
           <w:r>
             <w:rPr>
@@ -7801,6 +7788,7 @@
           <w15:appearance w15:val="tags"/>
           <w:text/>
         </w:sdtPr>
+        <w:sdtEndPr/>
         <w:sdtContent>
           <w:r>
             <w:rPr>
@@ -9451,6 +9439,7 @@
           <w15:appearance w15:val="tags"/>
           <w:text/>
         </w:sdtPr>
+        <w:sdtEndPr/>
         <w:sdtContent>
           <w:r>
             <w:rPr>
@@ -9504,6 +9493,7 @@
           <w15:appearance w15:val="tags"/>
           <w:text/>
         </w:sdtPr>
+        <w:sdtEndPr/>
         <w:sdtContent>
           <w:r>
             <w:rPr>
@@ -10826,8 +10816,8 @@
           <w:lang w:val="uk-UA"/>
         </w:rPr>
         <w:sectPr>
-          <w:headerReference w:type="default" r:id="rId8"/>
-          <w:footerReference w:type="default" r:id="rId9"/>
+          <w:headerReference w:type="default" r:id="rId9"/>
+          <w:footerReference w:type="default" r:id="rId10"/>
           <w:pgSz w:w="11906" w:h="16838"/>
           <w:pgMar w:top="360" w:right="850" w:bottom="540" w:left="1701" w:header="708" w:footer="708" w:gutter="0"/>
           <w:cols w:space="708"/>
@@ -13994,6 +13984,7 @@
           <w15:appearance w15:val="tags"/>
           <w:text/>
         </w:sdtPr>
+        <w:sdtEndPr/>
         <w:sdtContent>
           <w:r>
             <w:rPr>
@@ -14047,6 +14038,7 @@
           <w15:appearance w15:val="tags"/>
           <w:text/>
         </w:sdtPr>
+        <w:sdtEndPr/>
         <w:sdtContent>
           <w:r>
             <w:rPr>
@@ -16836,6 +16828,7 @@
           <w15:appearance w15:val="tags"/>
           <w:text/>
         </w:sdtPr>
+        <w:sdtEndPr/>
         <w:sdtContent>
           <w:r>
             <w:rPr>
@@ -16889,6 +16882,7 @@
           <w15:appearance w15:val="tags"/>
           <w:text/>
         </w:sdtPr>
+        <w:sdtEndPr/>
         <w:sdtContent>
           <w:r>
             <w:rPr>
@@ -17277,8 +17271,8 @@
           <w:sz w:val="22"/>
         </w:rPr>
         <w:sectPr>
-          <w:headerReference w:type="default" r:id="rId10"/>
-          <w:footerReference w:type="default" r:id="rId11"/>
+          <w:headerReference w:type="default" r:id="rId11"/>
+          <w:footerReference w:type="default" r:id="rId12"/>
           <w:pgSz w:w="11907" w:h="16840" w:code="9"/>
           <w:pgMar w:top="492" w:right="709" w:bottom="567" w:left="1418" w:header="284" w:footer="0" w:gutter="0"/>
           <w:cols w:space="720"/>
@@ -17368,21 +17362,7 @@
         <w:rPr>
           <w:vertAlign w:val="superscript"/>
         </w:rPr>
-        <w:t xml:space="preserve"> </w:t>
-      </w:r>
-      <w:proofErr w:type="spellStart"/>
-      <w:r>
-        <w:rPr>
-          <w:vertAlign w:val="superscript"/>
-        </w:rPr>
-        <w:t>платника</w:t>
-      </w:r>
-      <w:proofErr w:type="spellEnd"/>
-      <w:r>
-        <w:rPr>
-          <w:vertAlign w:val="superscript"/>
-        </w:rPr>
-        <w:t>)</w:t>
+        <w:t xml:space="preserve"> платника)</w:t>
       </w:r>
     </w:p>
     <w:p>
@@ -20710,6 +20690,7 @@
           <w15:appearance w15:val="tags"/>
           <w:text/>
         </w:sdtPr>
+        <w:sdtEndPr/>
         <w:sdtContent>
           <w:r>
             <w:rPr>
@@ -20763,6 +20744,7 @@
           <w15:appearance w15:val="tags"/>
           <w:text/>
         </w:sdtPr>
+        <w:sdtEndPr/>
         <w:sdtContent>
           <w:r>
             <w:rPr>
@@ -23730,6 +23712,7 @@
           <w15:appearance w15:val="tags"/>
           <w:text/>
         </w:sdtPr>
+        <w:sdtEndPr/>
         <w:sdtContent>
           <w:r>
             <w:rPr>
@@ -23783,6 +23766,7 @@
           <w15:appearance w15:val="tags"/>
           <w:text/>
         </w:sdtPr>
+        <w:sdtEndPr/>
         <w:sdtContent>
           <w:r>
             <w:rPr>
@@ -26757,6 +26741,7 @@
           <w15:appearance w15:val="tags"/>
           <w:text/>
         </w:sdtPr>
+        <w:sdtEndPr/>
         <w:sdtContent>
           <w:r>
             <w:rPr>
@@ -26810,6 +26795,7 @@
           <w15:appearance w15:val="tags"/>
           <w:text/>
         </w:sdtPr>
+        <w:sdtEndPr/>
         <w:sdtContent>
           <w:r>
             <w:rPr>
@@ -26904,8 +26890,6 @@
           <w:szCs w:val="20"/>
         </w:rPr>
       </w:pPr>
-      <w:bookmarkStart w:id="0" w:name="_GoBack"/>
-      <w:bookmarkEnd w:id="0"/>
     </w:p>
     <w:p>
       <w:pPr>
@@ -27539,95 +27523,17 @@
         <w:rPr>
           <w:sz w:val="20"/>
           <w:szCs w:val="20"/>
-        </w:rPr>
-      </w:pPr>
-      <w:r>
-        <w:rPr>
-          <w:sz w:val="20"/>
-          <w:szCs w:val="20"/>
-        </w:rPr>
-        <w:t>(</w:t>
-      </w:r>
-      <w:proofErr w:type="spellStart"/>
-      <w:r>
-        <w:rPr>
-          <w:sz w:val="20"/>
-          <w:szCs w:val="20"/>
-        </w:rPr>
-        <w:t>далі</w:t>
-      </w:r>
-      <w:proofErr w:type="spellEnd"/>
-      <w:r>
-        <w:rPr>
-          <w:sz w:val="20"/>
-          <w:szCs w:val="20"/>
-        </w:rPr>
-        <w:t xml:space="preserve"> – </w:t>
-      </w:r>
-      <w:proofErr w:type="spellStart"/>
-      <w:r>
-        <w:rPr>
-          <w:sz w:val="20"/>
-          <w:szCs w:val="20"/>
-        </w:rPr>
-        <w:t>Користувач</w:t>
-      </w:r>
-      <w:proofErr w:type="spellEnd"/>
-      <w:proofErr w:type="gramStart"/>
-      <w:r>
-        <w:rPr>
-          <w:sz w:val="20"/>
-          <w:szCs w:val="20"/>
-        </w:rPr>
-        <w:t>)</w:t>
-      </w:r>
-      <w:r>
-        <w:rPr>
-          <w:sz w:val="20"/>
-          <w:szCs w:val="20"/>
-        </w:rPr>
-        <w:t>,</w:t>
-      </w:r>
-      <w:r>
-        <w:rPr>
-          <w:sz w:val="20"/>
-          <w:szCs w:val="20"/>
-        </w:rPr>
-        <w:t xml:space="preserve">  в</w:t>
-      </w:r>
-      <w:proofErr w:type="gramEnd"/>
-      <w:r>
-        <w:rPr>
-          <w:sz w:val="20"/>
-          <w:szCs w:val="20"/>
-        </w:rPr>
-        <w:t xml:space="preserve"> </w:t>
-      </w:r>
-      <w:proofErr w:type="spellStart"/>
-      <w:r>
-        <w:rPr>
-          <w:sz w:val="20"/>
-          <w:szCs w:val="20"/>
-        </w:rPr>
-        <w:t>особі</w:t>
-      </w:r>
-      <w:proofErr w:type="spellEnd"/>
-      <w:r>
-        <w:rPr>
-          <w:sz w:val="20"/>
-          <w:szCs w:val="20"/>
-        </w:rPr>
-        <w:t xml:space="preserve"> ______________________________________________________________ , </w:t>
-      </w:r>
-      <w:proofErr w:type="spellStart"/>
-      <w:r>
-        <w:rPr>
-          <w:sz w:val="20"/>
-          <w:szCs w:val="20"/>
-        </w:rPr>
-        <w:t>що</w:t>
-      </w:r>
-      <w:proofErr w:type="spellEnd"/>
+          <w:lang w:val="uk-UA"/>
+        </w:rPr>
+      </w:pPr>
+      <w:r>
+        <w:rPr>
+          <w:sz w:val="20"/>
+          <w:szCs w:val="20"/>
+          <w:lang w:val="uk-UA"/>
+        </w:rPr>
+        <w:t>(далі – Користувач),  в особі ______________________________________________________________ , що</w:t>
+      </w:r>
     </w:p>
     <w:p>
       <w:pPr>
@@ -35333,7 +35239,7 @@
                 <w:lang w:val="uk-UA"/>
               </w:rPr>
             </w:pPr>
-            <w:hyperlink r:id="rId12" w:history="1">
+            <w:hyperlink r:id="rId13" w:history="1">
               <w:r>
                 <w:rPr>
                   <w:rStyle w:val="aa"/>
@@ -35378,7 +35284,7 @@
                 <w:lang w:val="uk-UA"/>
               </w:rPr>
             </w:pPr>
-            <w:hyperlink r:id="rId13" w:history="1">
+            <w:hyperlink r:id="rId14" w:history="1">
               <w:r>
                 <w:rPr>
                   <w:rStyle w:val="aa"/>
@@ -36368,12 +36274,12 @@
       </w:pPr>
     </w:p>
     <w:sectPr>
-      <w:headerReference w:type="even" r:id="rId14"/>
-      <w:headerReference w:type="default" r:id="rId15"/>
-      <w:footerReference w:type="even" r:id="rId16"/>
-      <w:footerReference w:type="default" r:id="rId17"/>
-      <w:headerReference w:type="first" r:id="rId18"/>
-      <w:footerReference w:type="first" r:id="rId19"/>
+      <w:headerReference w:type="even" r:id="rId15"/>
+      <w:headerReference w:type="default" r:id="rId16"/>
+      <w:footerReference w:type="even" r:id="rId17"/>
+      <w:footerReference w:type="default" r:id="rId18"/>
+      <w:headerReference w:type="first" r:id="rId19"/>
+      <w:footerReference w:type="first" r:id="rId20"/>
       <w:pgSz w:w="11906" w:h="16838"/>
       <w:pgMar w:top="820" w:right="566" w:bottom="539" w:left="1276" w:header="357" w:footer="0" w:gutter="0"/>
       <w:cols w:space="720"/>
@@ -38120,7 +38026,6 @@
     <w:uiPriority w:val="99"/>
     <w:semiHidden/>
     <w:unhideWhenUsed/>
-    <w:qFormat/>
     <w:tblPr>
       <w:tblInd w:w="0" w:type="dxa"/>
       <w:tblCellMar>
@@ -39614,6 +39519,7 @@
   <w:rsids>
     <w:rsidRoot w:val="001246F4"/>
     <w:rsid w:val="001246F4"/>
+    <w:rsid w:val="00B4464E"/>
   </w:rsids>
   <m:mathPr>
     <m:mathFont m:val="Cambria Math"/>
